--- a/propuesta-bootcamp-ejecutivo-quito-2026/outputs/export/propuesta-ejecutiva-en.docx
+++ b/propuesta-bootcamp-ejecutivo-quito-2026/outputs/export/propuesta-ejecutiva-en.docx
@@ -404,28 +404,28 @@
                 <w:sz w:val="18"/>
                 <w:szCs w:val="18"/>
               </w:rPr>
-              <w:t xml:space="preserve">1 personal agent</w:t>
-            </w:r>
-          </w:p>
-        </w:tc>
-        <w:tc>
-          <w:tcPr>
-            <w:tcW w:type="dxa" w:w="3000"/>
-          </w:tcPr>
-          <w:p>
-            <w:pPr>
-              <w:spacing w:after="40" w:before="40"/>
-            </w:pPr>
-            <w:r>
-              <w:rPr>
-                <w:rFonts w:ascii="Trebuchet MS" w:cs="Trebuchet MS" w:eastAsia="Trebuchet MS" w:hAnsi="Trebuchet MS"/>
-                <w:b w:val="false"/>
-                <w:bCs w:val="false"/>
-                <w:color w:val="1F2833"/>
-                <w:sz w:val="18"/>
-                <w:szCs w:val="18"/>
-              </w:rPr>
-              <w:t xml:space="preserve">Pristino: Open Source, Javier Montano's work, yours forever</w:t>
+              <w:t xml:space="preserve">1 agent you self-train</w:t>
+            </w:r>
+          </w:p>
+        </w:tc>
+        <w:tc>
+          <w:tcPr>
+            <w:tcW w:type="dxa" w:w="3000"/>
+          </w:tcPr>
+          <w:p>
+            <w:pPr>
+              <w:spacing w:after="40" w:before="40"/>
+            </w:pPr>
+            <w:r>
+              <w:rPr>
+                <w:rFonts w:ascii="Trebuchet MS" w:cs="Trebuchet MS" w:eastAsia="Trebuchet MS" w:hAnsi="Trebuchet MS"/>
+                <w:b w:val="false"/>
+                <w:bCs w:val="false"/>
+                <w:color w:val="1F2833"/>
+                <w:sz w:val="18"/>
+                <w:szCs w:val="18"/>
+              </w:rPr>
+              <w:t xml:space="preserve">Pristino: connect your email, calendar, Drive. Train it your way. Depends on no one</w:t>
             </w:r>
           </w:p>
         </w:tc>

--- a/propuesta-bootcamp-ejecutivo-quito-2026/outputs/export/propuesta-ejecutiva-en.docx
+++ b/propuesta-bootcamp-ejecutivo-quito-2026/outputs/export/propuesta-ejecutiva-en.docx
@@ -404,28 +404,28 @@
                 <w:sz w:val="18"/>
                 <w:szCs w:val="18"/>
               </w:rPr>
-              <w:t xml:space="preserve">1 agent you self-train</w:t>
-            </w:r>
-          </w:p>
-        </w:tc>
-        <w:tc>
-          <w:tcPr>
-            <w:tcW w:type="dxa" w:w="3000"/>
-          </w:tcPr>
-          <w:p>
-            <w:pPr>
-              <w:spacing w:after="40" w:before="40"/>
-            </w:pPr>
-            <w:r>
-              <w:rPr>
-                <w:rFonts w:ascii="Trebuchet MS" w:cs="Trebuchet MS" w:eastAsia="Trebuchet MS" w:hAnsi="Trebuchet MS"/>
-                <w:b w:val="false"/>
-                <w:bCs w:val="false"/>
-                <w:color w:val="1F2833"/>
-                <w:sz w:val="18"/>
-                <w:szCs w:val="18"/>
-              </w:rPr>
-              <w:t xml:space="preserve">Pristino: connect your email, calendar, Drive. Train it your way. Depends on no one</w:t>
+              <w:t xml:space="preserve">1 personal agent</w:t>
+            </w:r>
+          </w:p>
+        </w:tc>
+        <w:tc>
+          <w:tcPr>
+            <w:tcW w:type="dxa" w:w="3000"/>
+          </w:tcPr>
+          <w:p>
+            <w:pPr>
+              <w:spacing w:after="40" w:before="40"/>
+            </w:pPr>
+            <w:r>
+              <w:rPr>
+                <w:rFonts w:ascii="Trebuchet MS" w:cs="Trebuchet MS" w:eastAsia="Trebuchet MS" w:hAnsi="Trebuchet MS"/>
+                <w:b w:val="false"/>
+                <w:bCs w:val="false"/>
+                <w:color w:val="1F2833"/>
+                <w:sz w:val="18"/>
+                <w:szCs w:val="18"/>
+              </w:rPr>
+              <w:t xml:space="preserve">Pristino: install basic in workshop. Full potential: self-study or Bootcamp. Yours forever</w:t>
             </w:r>
           </w:p>
         </w:tc>

--- a/propuesta-bootcamp-ejecutivo-quito-2026/outputs/export/propuesta-ejecutiva-en.docx
+++ b/propuesta-bootcamp-ejecutivo-quito-2026/outputs/export/propuesta-ejecutiva-en.docx
@@ -974,7 +974,7 @@
           <w:sz w:val="20"/>
           <w:szCs w:val="20"/>
         </w:rPr>
-        <w:t xml:space="preserve">Format: Solo (1:1), Duo (2) or Trio (3). Total duration: up to 25h (2h masterclass + 3h workshop + 20h CAO).</w:t>
+        <w:t xml:space="preserve">Format: Solo (1:1), Duo (2) or Trio (3). Full path: 5h risk-free at no cost (masterclass + workshop) → 20h elite content (CAO Bootcamp) → 16 weeks of Digital (R)Evolution (Empowerment).</w:t>
       </w:r>
     </w:p>
     <w:p>

--- a/propuesta-bootcamp-ejecutivo-quito-2026/outputs/export/propuesta-ejecutiva-en.docx
+++ b/propuesta-bootcamp-ejecutivo-quito-2026/outputs/export/propuesta-ejecutiva-en.docx
@@ -2274,7 +2274,7 @@
           <w:sz w:val="20"/>
           <w:szCs w:val="20"/>
         </w:rPr>
-        <w:t xml:space="preserve">Javier Montano — MetodologIA Co-Founder (19%)</w:t>
+        <w:t xml:space="preserve">Javier Montano — MetodologIA Founder (51%)</w:t>
       </w:r>
     </w:p>
     <w:p>
@@ -2302,7 +2302,7 @@
           <w:sz w:val="20"/>
           <w:szCs w:val="20"/>
         </w:rPr>
-        <w:t xml:space="preserve">Cristian Jarrin — MetodologIA Ecuador Co-Founder (51%)</w:t>
+        <w:t xml:space="preserve">Cristian Jarrin — MetodologIA Ecuador Partner (7%, joins Year 2)</w:t>
       </w:r>
     </w:p>
     <w:p>
@@ -2330,7 +2330,7 @@
           <w:sz w:val="20"/>
           <w:szCs w:val="20"/>
         </w:rPr>
-        <w:t xml:space="preserve">MetodologIA Holding — Corporate entity (30%)</w:t>
+        <w:t xml:space="preserve">Katherin Oquendo (14%), Daniel (14%), German (14%) — Co-Founders</w:t>
       </w:r>
     </w:p>
     <w:p>

--- a/propuesta-bootcamp-ejecutivo-quito-2026/outputs/export/propuesta-ejecutiva-en.docx
+++ b/propuesta-bootcamp-ejecutivo-quito-2026/outputs/export/propuesta-ejecutiva-en.docx
@@ -2330,7 +2330,7 @@
           <w:sz w:val="20"/>
           <w:szCs w:val="20"/>
         </w:rPr>
-        <w:t xml:space="preserve">Katherin Oquendo (14%), Daniel (14%), German (14%) — Co-Founders</w:t>
+        <w:t xml:space="preserve">German (19%), Daniel (13%), Katherin Oquendo (10%) — Co-Founders</w:t>
       </w:r>
     </w:p>
     <w:p>

--- a/propuesta-bootcamp-ejecutivo-quito-2026/outputs/export/propuesta-ejecutiva-en.docx
+++ b/propuesta-bootcamp-ejecutivo-quito-2026/outputs/export/propuesta-ejecutiva-en.docx
@@ -155,7 +155,7 @@
           <w:sz w:val="20"/>
           <w:szCs w:val="20"/>
         </w:rPr>
-        <w:t xml:space="preserve">Version: 2.1 | Date: April 2, 2026 | Confidential</w:t>
+        <w:t xml:space="preserve">Versión: 2.1 | Date: April 2, 2026 | Confidential</w:t>
       </w:r>
     </w:p>
     <w:p>
@@ -551,7 +551,7 @@
                 <w:sz w:val="18"/>
                 <w:szCs w:val="18"/>
               </w:rPr>
-              <w:t xml:space="preserve">Workflows from day 1. Communication, analysis, scheduling, decisions, reports</w:t>
+              <w:t xml:space="preserve">Workflows from day 1. Commúnication, analysis, scheduling, decisións, reports</w:t>
             </w:r>
           </w:p>
         </w:tc>
@@ -638,7 +638,7 @@
                 <w:sz w:val="18"/>
                 <w:szCs w:val="18"/>
               </w:rPr>
-              <w:t xml:space="preserve">"How to Lead in the AI Era" — practical guide, no technicians needed</w:t>
+              <w:t xml:space="preserve">"How to Lead in the AI Era" — práctical guide, no technicians needed</w:t>
             </w:r>
           </w:p>
         </w:tc>
@@ -727,7 +727,7 @@
                 <w:sz w:val="18"/>
                 <w:szCs w:val="18"/>
               </w:rPr>
-              <w:t xml:space="preserve">Universal (any professional) + Executive (strategy, decisions, delegation)</w:t>
+              <w:t xml:space="preserve">Universal (any professional) + Executive (strategy, decisións, delegation)</w:t>
             </w:r>
           </w:p>
         </w:tc>
